--- a/documentacao/arquivos/garantia-qualidade/LabMedSys - Modulo Garantia da Qualidade - Controle de Desvios - Tela 12 Monitoramento do Plano de Ação Preventiva - Análise.docx
+++ b/documentacao/arquivos/garantia-qualidade/LabMedSys - Modulo Garantia da Qualidade - Controle de Desvios - Tela 12 Monitoramento do Plano de Ação Preventiva - Análise.docx
@@ -946,7 +946,7 @@
               <w:rPr>
                 <w:szCs w:val="20"/>
               </w:rPr>
-              <w:t>21/10/2026</w:t>
+              <w:t>22/10/2026</w:t>
             </w:r>
           </w:p>
         </w:tc>
@@ -3667,7 +3667,7 @@
         <w:rPr>
           <w:szCs w:val="20"/>
         </w:rPr>
-        <w:t xml:space="preserve">Estado nos testes: testada nas rodadas de 15 e 16/10/2026 (CT-GQ-023). Resultado: Falhou (defeito). O único botão de encerramento é Aprovar, não há Reprovar, e o desvio com a ação marcada "Não implementada" foi encerrado como Finalizado (execucao/2026-10-16/resultado.md). Defeito DV-GQ-012, confirmado.</w:t>
+        <w:t xml:space="preserve">Estado nos testes: testada nas rodadas de 15 e 16/10/2026 (CT-GQ-023). Resultado: Falhou (defeito). O único botão de encerramento é Aprovar, não há Reprovar, e o desvio com a ação marcada "Não implementada" foi encerrado como Finalizado (execucao/2026-10-16/resultado.md). Defeito DV-GQ-012, confirmado. Rodada 1 de 21/10/2026 (execucao/2026-10-21-desvios-rodada-1/resultado.md), com a massa de dados: foram executados CT-GQ-024, CT-GQ-N12-03, N12-06, N12-07 e N12-08 e os casos de volume e consulta F05, F06, F08, F09 e F11. Resultado: 2 passaram, 1 passou com ressalva e 7 falharam.</w:t>
       </w:r>
     </w:p>
     <w:p>
@@ -4122,6 +4122,347 @@
     <w:p>
       <w:pPr>
         <w:keepNext/>
+        <w:spacing w:before="120" w:after="0" w:line="360" w:lineRule="auto"/>
+        <w:rPr>
+          <w:b/>
+          <w:bCs/>
+          <w:szCs w:val="20"/>
+        </w:rPr>
+      </w:pPr>
+      <w:r>
+        <w:rPr>
+          <w:b/>
+          <w:bCs/>
+          <w:szCs w:val="20"/>
+        </w:rPr>
+        <w:t xml:space="preserve">Confirmado na rodada 1 (21/10/2026)</w:t>
+      </w:r>
+    </w:p>
+    <w:p>
+      <w:pPr>
+        <w:spacing w:after="0" w:line="360" w:lineRule="auto"/>
+        <w:rPr>
+          <w:szCs w:val="20"/>
+        </w:rPr>
+      </w:pPr>
+      <w:r>
+        <w:rPr>
+          <w:szCs w:val="20"/>
+        </w:rPr>
+        <w:t xml:space="preserve">Fonte: execucao/2026-10-21-desvios-rodada-1/resultado.md. Casos desta tela: CT-GQ-024, CT-GQ-N12-03, N12-06, N12-07 e N12-08, mais os de volume e consulta F05, F06, F08, F09 e F11.</w:t>
+      </w:r>
+    </w:p>
+    <w:p>
+      <w:pPr>
+        <w:spacing w:after="0" w:line="360" w:lineRule="auto"/>
+        <w:rPr>
+          <w:szCs w:val="20"/>
+        </w:rPr>
+      </w:pPr>
+      <w:r>
+        <w:rPr>
+          <w:szCs w:val="20"/>
+        </w:rPr>
+        <w:t xml:space="preserve">Defeitos novos que dizem respeito a esta tela:</w:t>
+      </w:r>
+    </w:p>
+    <w:p>
+      <w:pPr>
+        <w:numPr>
+          <w:ilvl w:val="0"/>
+          <w:numId w:val="2"/>
+        </w:numPr>
+        <w:spacing w:after="0" w:line="360" w:lineRule="auto"/>
+        <w:rPr>
+          <w:szCs w:val="20"/>
+        </w:rPr>
+      </w:pPr>
+      <w:r>
+        <w:rPr>
+          <w:szCs w:val="20"/>
+        </w:rPr>
+        <w:t xml:space="preserve">DV-GQ-022 (gravidade Alta): Aprovar finaliza o desvio sem nenhuma linha de resultado (CT-GQ-N12-06, desvio 045/26) e sem a observação de verificação final (CT-GQ-N12-07, RD 058/26); só pede a confirmação. A tela 9 recusa esses dois casos. Evidências: N12-06-sem-resultado, N12-07-sem-obs-final.</w:t>
+      </w:r>
+    </w:p>
+    <w:p>
+      <w:pPr>
+        <w:numPr>
+          <w:ilvl w:val="0"/>
+          <w:numId w:val="2"/>
+        </w:numPr>
+        <w:spacing w:after="0" w:line="360" w:lineRule="auto"/>
+        <w:rPr>
+          <w:szCs w:val="20"/>
+        </w:rPr>
+      </w:pPr>
+      <w:r>
+        <w:rPr>
+          <w:szCs w:val="20"/>
+        </w:rPr>
+        <w:t xml:space="preserve">DV-GQ-023 (Alta): o mesmo usuário escreveu o plano preventivo, executou a ação e aprovou o monitoramento (RD 058/26), e o sistema aceitou sem aviso. Falta a separação de funções. Evidência: CT-GQ-024-historico.</w:t>
+      </w:r>
+    </w:p>
+    <w:p>
+      <w:pPr>
+        <w:numPr>
+          <w:ilvl w:val="0"/>
+          <w:numId w:val="2"/>
+        </w:numPr>
+        <w:spacing w:after="0" w:line="360" w:lineRule="auto"/>
+        <w:rPr>
+          <w:szCs w:val="20"/>
+        </w:rPr>
+      </w:pPr>
+      <w:r>
+        <w:rPr>
+          <w:szCs w:val="20"/>
+        </w:rPr>
+        <w:t xml:space="preserve">DV-GQ-026 (Média): o filtro RD/Nº não acha o desvio quando se digita o número com o ano.</w:t>
+      </w:r>
+    </w:p>
+    <w:p>
+      <w:pPr>
+        <w:numPr>
+          <w:ilvl w:val="0"/>
+          <w:numId w:val="2"/>
+        </w:numPr>
+        <w:spacing w:after="0" w:line="360" w:lineRule="auto"/>
+        <w:rPr>
+          <w:szCs w:val="20"/>
+        </w:rPr>
+      </w:pPr>
+      <w:r>
+        <w:rPr>
+          <w:szCs w:val="20"/>
+        </w:rPr>
+        <w:t xml:space="preserve">DV-GQ-027 (Média): nesta lista, início e fim no mesmo dia devolvem 0 linhas, e só a data "até" também devolve 0; data impossível (31/02/2026) é ignorada sem mensagem.</w:t>
+      </w:r>
+    </w:p>
+    <w:p>
+      <w:pPr>
+        <w:numPr>
+          <w:ilvl w:val="0"/>
+          <w:numId w:val="2"/>
+        </w:numPr>
+        <w:spacing w:after="0" w:line="360" w:lineRule="auto"/>
+        <w:rPr>
+          <w:szCs w:val="20"/>
+        </w:rPr>
+      </w:pPr>
+      <w:r>
+        <w:rPr>
+          <w:szCs w:val="20"/>
+        </w:rPr>
+        <w:t xml:space="preserve">DV-GQ-028 (Média): o filtro "Aprovado Plano Ação Preventiva" devolve pendentes e encerrados misturados, e "Reprovado" devolve 0. Evidência: N12-03-filtro-aprovado.</w:t>
+      </w:r>
+    </w:p>
+    <w:p>
+      <w:pPr>
+        <w:spacing w:after="0" w:line="360" w:lineRule="auto"/>
+        <w:rPr>
+          <w:szCs w:val="20"/>
+        </w:rPr>
+      </w:pPr>
+      <w:r>
+        <w:rPr>
+          <w:szCs w:val="20"/>
+        </w:rPr>
+        <w:t xml:space="preserve">Defeito já registrado e reconfirmado:</w:t>
+      </w:r>
+    </w:p>
+    <w:p>
+      <w:pPr>
+        <w:numPr>
+          <w:ilvl w:val="0"/>
+          <w:numId w:val="2"/>
+        </w:numPr>
+        <w:spacing w:after="0" w:line="360" w:lineRule="auto"/>
+        <w:rPr>
+          <w:szCs w:val="20"/>
+        </w:rPr>
+      </w:pPr>
+      <w:r>
+        <w:rPr>
+          <w:szCs w:val="20"/>
+        </w:rPr>
+        <w:t xml:space="preserve">DV-GQ-016: não existe botão Reprovar nesta tela (passo P12.1, evidência P12.1-botoes-sem-reprovar). O fato já constava como DV-GQ-012 nesta página.</w:t>
+      </w:r>
+    </w:p>
+    <w:p>
+      <w:pPr>
+        <w:spacing w:after="0" w:line="360" w:lineRule="auto"/>
+        <w:rPr>
+          <w:szCs w:val="20"/>
+        </w:rPr>
+      </w:pPr>
+      <w:r>
+        <w:rPr>
+          <w:szCs w:val="20"/>
+        </w:rPr>
+        <w:t xml:space="preserve">Pontos de atenção do código que se confirmaram:</w:t>
+      </w:r>
+    </w:p>
+    <w:p>
+      <w:pPr>
+        <w:numPr>
+          <w:ilvl w:val="0"/>
+          <w:numId w:val="2"/>
+        </w:numPr>
+        <w:spacing w:after="0" w:line="360" w:lineRule="auto"/>
+        <w:rPr>
+          <w:szCs w:val="20"/>
+        </w:rPr>
+      </w:pPr>
+      <w:r>
+        <w:rPr>
+          <w:szCs w:val="20"/>
+        </w:rPr>
+        <w:t xml:space="preserve">Sem Reprovar e encerramento sem conferir a implementação (RN-GQ-D12-02 e D12-05, parcialmente).</w:t>
+      </w:r>
+    </w:p>
+    <w:p>
+      <w:pPr>
+        <w:numPr>
+          <w:ilvl w:val="0"/>
+          <w:numId w:val="2"/>
+        </w:numPr>
+        <w:spacing w:after="0" w:line="360" w:lineRule="auto"/>
+        <w:rPr>
+          <w:szCs w:val="20"/>
+        </w:rPr>
+      </w:pPr>
+      <w:r>
+        <w:rPr>
+          <w:szCs w:val="20"/>
+        </w:rPr>
+        <w:t xml:space="preserve">A lista não distingue plano aceito de não aceito (RN-GQ-D12-01) e o filtro "Aprovado" não filtra (RN-GQ-D12-13).</w:t>
+      </w:r>
+    </w:p>
+    <w:p>
+      <w:pPr>
+        <w:numPr>
+          <w:ilvl w:val="0"/>
+          <w:numId w:val="2"/>
+        </w:numPr>
+        <w:spacing w:after="0" w:line="360" w:lineRule="auto"/>
+        <w:rPr>
+          <w:szCs w:val="20"/>
+        </w:rPr>
+      </w:pPr>
+      <w:r>
+        <w:rPr>
+          <w:szCs w:val="20"/>
+        </w:rPr>
+        <w:t xml:space="preserve">Salvar exige a justificativa na janela do navegador (RN-GQ-D12-04).</w:t>
+      </w:r>
+    </w:p>
+    <w:p>
+      <w:pPr>
+        <w:numPr>
+          <w:ilvl w:val="0"/>
+          <w:numId w:val="2"/>
+        </w:numPr>
+        <w:spacing w:after="0" w:line="360" w:lineRule="auto"/>
+        <w:rPr>
+          <w:szCs w:val="20"/>
+        </w:rPr>
+      </w:pPr>
+      <w:r>
+        <w:rPr>
+          <w:szCs w:val="20"/>
+        </w:rPr>
+        <w:t xml:space="preserve">Separação de funções ausente (CT-GQ-024).</w:t>
+      </w:r>
+    </w:p>
+    <w:p>
+      <w:pPr>
+        <w:spacing w:after="0" w:line="360" w:lineRule="auto"/>
+        <w:rPr>
+          <w:szCs w:val="20"/>
+        </w:rPr>
+      </w:pPr>
+      <w:r>
+        <w:rPr>
+          <w:szCs w:val="20"/>
+        </w:rPr>
+        <w:t xml:space="preserve">Pontos de atenção que não foram confirmados ou não foram testados:</w:t>
+      </w:r>
+    </w:p>
+    <w:p>
+      <w:pPr>
+        <w:numPr>
+          <w:ilvl w:val="0"/>
+          <w:numId w:val="2"/>
+        </w:numPr>
+        <w:spacing w:after="0" w:line="360" w:lineRule="auto"/>
+        <w:rPr>
+          <w:szCs w:val="20"/>
+        </w:rPr>
+      </w:pPr>
+      <w:r>
+        <w:rPr>
+          <w:szCs w:val="20"/>
+        </w:rPr>
+        <w:t xml:space="preserve">Histórico incompleto na primeira gravação (CT-GQ-N12-13), reabrir depois do Salvar e linhas de resultado que não podem ser alteradas (N12-09), responsável exibido (N12-15) e Ações Nº livre (N12-16): não executados nesta tela. O DV-GQ-036 (histórico sem o conteúdo dos resultados) foi visto em outras telas; é provável que valha aqui, mas o histórico do monitoramento não foi aberto (inferência).</w:t>
+      </w:r>
+    </w:p>
+    <w:p>
+      <w:pPr>
+        <w:numPr>
+          <w:ilvl w:val="0"/>
+          <w:numId w:val="2"/>
+        </w:numPr>
+        <w:spacing w:after="0" w:line="360" w:lineRule="auto"/>
+        <w:rPr>
+          <w:szCs w:val="20"/>
+        </w:rPr>
+      </w:pPr>
+      <w:r>
+        <w:rPr>
+          <w:szCs w:val="20"/>
+        </w:rPr>
+        <w:t xml:space="preserve">Aprovar com ação ainda Pendente (N12-10) e com "Implementadas = Não" (N12-11): não executados com esse ângulo; o N12-06 finalizou um desvio cuja ação não tinha sido executada.</w:t>
+      </w:r>
+    </w:p>
+    <w:p>
+      <w:pPr>
+        <w:numPr>
+          <w:ilvl w:val="0"/>
+          <w:numId w:val="2"/>
+        </w:numPr>
+        <w:spacing w:after="0" w:line="360" w:lineRule="auto"/>
+        <w:rPr>
+          <w:szCs w:val="20"/>
+        </w:rPr>
+      </w:pPr>
+      <w:r>
+        <w:rPr>
+          <w:szCs w:val="20"/>
+        </w:rPr>
+        <w:t xml:space="preserve">Segunda confirmação (N12-12), tela depois de encerrar (N12-14), impressão (N12-17) e anexos (N12-18): não executados.</w:t>
+      </w:r>
+    </w:p>
+    <w:p>
+      <w:pPr>
+        <w:numPr>
+          <w:ilvl w:val="0"/>
+          <w:numId w:val="2"/>
+        </w:numPr>
+        <w:spacing w:after="0" w:line="360" w:lineRule="auto"/>
+        <w:rPr>
+          <w:szCs w:val="20"/>
+        </w:rPr>
+      </w:pPr>
+      <w:r>
+        <w:rPr>
+          <w:szCs w:val="20"/>
+        </w:rPr>
+        <w:t xml:space="preserve">Justificativa gravada só no histórico e não no registro (RN-GQ-D12-09): não conferido.</w:t>
+      </w:r>
+    </w:p>
+    <w:p>
+      <w:pPr>
+        <w:keepNext/>
         <w:widowControl/>
         <w:numPr>
           <w:ilvl w:val="0"/>
@@ -4226,6 +4567,129 @@
           <w:szCs w:val="20"/>
         </w:rPr>
         <w:t xml:space="preserve">Roteiro roteiros/desvios-capa.md, passo 12.1: manda clicar em "Reprovar"; o botão não existe. Atualizar para "Aprovar" e registrar a ausência.</w:t>
+      </w:r>
+    </w:p>
+    <w:p>
+      <w:pPr>
+        <w:keepNext/>
+        <w:spacing w:before="120" w:after="0" w:line="360" w:lineRule="auto"/>
+        <w:rPr>
+          <w:b/>
+          <w:bCs/>
+          <w:szCs w:val="20"/>
+        </w:rPr>
+      </w:pPr>
+      <w:r>
+        <w:rPr>
+          <w:b/>
+          <w:bCs/>
+          <w:szCs w:val="20"/>
+        </w:rPr>
+        <w:t xml:space="preserve">Rodada 1 (21/10/2026)</w:t>
+      </w:r>
+    </w:p>
+    <w:p>
+      <w:pPr>
+        <w:spacing w:after="0" w:line="360" w:lineRule="auto"/>
+        <w:rPr>
+          <w:szCs w:val="20"/>
+        </w:rPr>
+      </w:pPr>
+      <w:r>
+        <w:rPr>
+          <w:szCs w:val="20"/>
+        </w:rPr>
+        <w:t xml:space="preserve">A tabela de divergências do resultado.md não traz nenhum item desta tela. Do que a rodada mostrou em comparação com esta página:</w:t>
+      </w:r>
+    </w:p>
+    <w:p>
+      <w:pPr>
+        <w:numPr>
+          <w:ilvl w:val="0"/>
+          <w:numId w:val="2"/>
+        </w:numPr>
+        <w:spacing w:after="0" w:line="360" w:lineRule="auto"/>
+        <w:rPr>
+          <w:szCs w:val="20"/>
+        </w:rPr>
+      </w:pPr>
+      <w:r>
+        <w:rPr>
+          <w:szCs w:val="20"/>
+        </w:rPr>
+        <w:t xml:space="preserve">RN-GQ-056, a mensagem "É necessária resultado da implementação das Ações." e a mensagem "A Observação de Verificação Final é obrigatória." (Mensagens do sistema) não apareceram na tela 12 (DV-GQ-022). Resolvida nesta atualização quanto ao texto: regra, campos, botões e mensagens foram corrigidos. A causa (por que o validador não recusou) não foi investigada e fica para a leitura do código ou para o DBA e o desenvolvimento.</w:t>
+      </w:r>
+    </w:p>
+    <w:p>
+      <w:pPr>
+        <w:numPr>
+          <w:ilvl w:val="0"/>
+          <w:numId w:val="2"/>
+        </w:numPr>
+        <w:spacing w:after="0" w:line="360" w:lineRule="auto"/>
+        <w:rPr>
+          <w:szCs w:val="20"/>
+        </w:rPr>
+      </w:pPr>
+      <w:r>
+        <w:rPr>
+          <w:szCs w:val="20"/>
+        </w:rPr>
+        <w:t xml:space="preserve">RN-GQ-D12-05 dizia "A confirmar no teste"; o N12-06 confirmou, em parte, que o encerramento não confere a execução das ações. Resolvida.</w:t>
+      </w:r>
+    </w:p>
+    <w:p>
+      <w:pPr>
+        <w:numPr>
+          <w:ilvl w:val="0"/>
+          <w:numId w:val="2"/>
+        </w:numPr>
+        <w:spacing w:after="0" w:line="360" w:lineRule="auto"/>
+        <w:rPr>
+          <w:szCs w:val="20"/>
+        </w:rPr>
+      </w:pPr>
+      <w:r>
+        <w:rPr>
+          <w:szCs w:val="20"/>
+        </w:rPr>
+        <w:t xml:space="preserve">O filtro "Aprovado Plano Ação Preventiva" devolveu 9 linhas no CT-GQ-N12-03 e 10 no CT-GQ-F11. O resultado.md não explica a diferença (execuções diferentes, com a massa em mudança). Em aberto.</w:t>
+      </w:r>
+    </w:p>
+    <w:p>
+      <w:pPr>
+        <w:numPr>
+          <w:ilvl w:val="0"/>
+          <w:numId w:val="2"/>
+        </w:numPr>
+        <w:spacing w:after="0" w:line="360" w:lineRule="auto"/>
+        <w:rPr>
+          <w:szCs w:val="20"/>
+        </w:rPr>
+      </w:pPr>
+      <w:r>
+        <w:rPr>
+          <w:szCs w:val="20"/>
+        </w:rPr>
+        <w:t xml:space="preserve">O resultado.md não informa a contagem da lista com TODAS, necessária para dizer se o filtro "Aprovado" devolve o mesmo que TODAS, como esta página afirma. Em aberto.</w:t>
+      </w:r>
+    </w:p>
+    <w:p>
+      <w:pPr>
+        <w:numPr>
+          <w:ilvl w:val="0"/>
+          <w:numId w:val="2"/>
+        </w:numPr>
+        <w:spacing w:after="0" w:line="360" w:lineRule="auto"/>
+        <w:rPr>
+          <w:szCs w:val="20"/>
+        </w:rPr>
+      </w:pPr>
+      <w:r>
+        <w:rPr>
+          <w:szCs w:val="20"/>
+        </w:rPr>
+        <w:t xml:space="preserve">O roteiro, passo 12.1, que manda clicar em "Reprovar": o botão não existe (já registrado antes; reconfirmado na rodada 1).</w:t>
       </w:r>
     </w:p>
     <w:sectPr>
